--- a/app/assets/templates/INFORME_ACCIDENTE_DANOS_MATERIALES.docx
+++ b/app/assets/templates/INFORME_ACCIDENTE_DANOS_MATERIALES.docx
@@ -49,13 +49,24 @@
         </w:rPr>
       </w:pPr>
       <w:r>
+        <w:rPr>
+          <w:rFonts w:ascii="Bookman Old Style" w:hAnsi="Bookman Old Style"/>
+          <w:b/>
+          <w:bCs/>
+        </w:rPr>
         <w:t>Fecha reclamación:</w:t>
       </w:r>
       <w:r>
         <w:rPr>
-          <w:u w:val="single"/>
+          <w:rFonts w:ascii="Bookman Old Style" w:hAnsi="Bookman Old Style"/>
         </w:rPr>
-        <w:t>16 OCTUBRE 2024</w:t>
+        <w:t xml:space="preserve"> </w:t>
+      </w:r>
+      <w:r>
+        <w:rPr>
+          <w:rFonts w:ascii="Bookman Old Style" w:hAnsi="Bookman Old Style"/>
+        </w:rPr>
+        <w:t>{{fecha_reclamacion}}</w:t>
       </w:r>
     </w:p>
     <w:p>
@@ -81,25 +92,1080 @@
         <w:t>INFORMACION DEL ACCIDENTE:</w:t>
       </w:r>
     </w:p>
+    <w:tbl>
+      <w:tblPr>
+        <w:tblStyle w:val="Tablaconcuadrcula"/>
+        <w:tblW w:w="0" w:type="auto"/>
+        <w:tblBorders>
+          <w:top w:val="none" w:sz="0" w:space="0" w:color="auto"/>
+          <w:left w:val="none" w:sz="0" w:space="0" w:color="auto"/>
+          <w:bottom w:val="none" w:sz="0" w:space="0" w:color="auto"/>
+          <w:right w:val="none" w:sz="0" w:space="0" w:color="auto"/>
+          <w:insideH w:val="none" w:sz="0" w:space="0" w:color="auto"/>
+          <w:insideV w:val="none" w:sz="0" w:space="0" w:color="auto"/>
+        </w:tblBorders>
+        <w:tblLook w:val="04A0" w:firstRow="1" w:lastRow="0" w:firstColumn="1" w:lastColumn="0" w:noHBand="0" w:noVBand="1"/>
+      </w:tblPr>
+      <w:tblGrid>
+        <w:gridCol w:w="4320"/>
+        <w:gridCol w:w="4320"/>
+      </w:tblGrid>
+      <w:tr>
+        <w:tc>
+          <w:tcPr>
+            <w:tcW w:w="4320" w:type="dxa"/>
+          </w:tcPr>
+          <w:p>
+            <w:pPr>
+              <w:rPr>
+                <w:rFonts w:ascii="Bookman Old Style" w:hAnsi="Bookman Old Style"/>
+                <w:b/>
+                <w:bCs/>
+              </w:rPr>
+            </w:pPr>
+            <w:r>
+              <w:rPr>
+                <w:rFonts w:ascii="Bookman Old Style" w:hAnsi="Bookman Old Style"/>
+                <w:b/>
+                <w:bCs/>
+              </w:rPr>
+              <w:t>Lugar</w:t>
+            </w:r>
+          </w:p>
+        </w:tc>
+        <w:tc>
+          <w:tcPr>
+            <w:tcW w:w="4320" w:type="dxa"/>
+          </w:tcPr>
+          <w:p>
+            <w:pPr>
+              <w:rPr>
+                <w:rFonts w:ascii="Bookman Old Style" w:hAnsi="Bookman Old Style"/>
+              </w:rPr>
+            </w:pPr>
+            <w:r>
+              <w:rPr>
+                <w:rFonts w:ascii="Bookman Old Style" w:hAnsi="Bookman Old Style"/>
+              </w:rPr>
+              <w:t>{{lugar_accidente}}</w:t>
+            </w:r>
+          </w:p>
+        </w:tc>
+      </w:tr>
+      <w:tr>
+        <w:tc>
+          <w:tcPr>
+            <w:tcW w:w="4320" w:type="dxa"/>
+          </w:tcPr>
+          <w:p>
+            <w:pPr>
+              <w:rPr>
+                <w:rFonts w:ascii="Bookman Old Style" w:hAnsi="Bookman Old Style"/>
+                <w:b/>
+                <w:bCs/>
+              </w:rPr>
+            </w:pPr>
+            <w:r>
+              <w:rPr>
+                <w:rFonts w:ascii="Bookman Old Style" w:hAnsi="Bookman Old Style"/>
+                <w:b/>
+                <w:bCs/>
+              </w:rPr>
+              <w:t>Ciudad</w:t>
+            </w:r>
+          </w:p>
+        </w:tc>
+        <w:tc>
+          <w:tcPr>
+            <w:tcW w:w="4320" w:type="dxa"/>
+          </w:tcPr>
+          <w:p>
+            <w:pPr>
+              <w:rPr>
+                <w:rFonts w:ascii="Bookman Old Style" w:hAnsi="Bookman Old Style"/>
+              </w:rPr>
+            </w:pPr>
+            <w:r>
+              <w:rPr>
+                <w:rFonts w:ascii="Bookman Old Style" w:hAnsi="Bookman Old Style"/>
+              </w:rPr>
+              <w:t>{{ciudad_accidente}}</w:t>
+            </w:r>
+          </w:p>
+        </w:tc>
+      </w:tr>
+      <w:tr>
+        <w:tc>
+          <w:tcPr>
+            <w:tcW w:w="4320" w:type="dxa"/>
+          </w:tcPr>
+          <w:p>
+            <w:pPr>
+              <w:rPr>
+                <w:rFonts w:ascii="Bookman Old Style" w:hAnsi="Bookman Old Style"/>
+                <w:b/>
+                <w:bCs/>
+              </w:rPr>
+            </w:pPr>
+            <w:r>
+              <w:rPr>
+                <w:rFonts w:ascii="Bookman Old Style" w:hAnsi="Bookman Old Style"/>
+                <w:b/>
+                <w:bCs/>
+              </w:rPr>
+              <w:t>Fecha</w:t>
+            </w:r>
+          </w:p>
+        </w:tc>
+        <w:tc>
+          <w:tcPr>
+            <w:tcW w:w="4320" w:type="dxa"/>
+          </w:tcPr>
+          <w:p>
+            <w:pPr>
+              <w:rPr>
+                <w:rFonts w:ascii="Bookman Old Style" w:hAnsi="Bookman Old Style"/>
+              </w:rPr>
+            </w:pPr>
+            <w:r>
+              <w:rPr>
+                <w:rFonts w:ascii="Bookman Old Style" w:hAnsi="Bookman Old Style"/>
+              </w:rPr>
+              <w:t>{{fecha_accidente}}</w:t>
+            </w:r>
+          </w:p>
+        </w:tc>
+      </w:tr>
+      <w:tr>
+        <w:tc>
+          <w:tcPr>
+            <w:tcW w:w="4320" w:type="dxa"/>
+          </w:tcPr>
+          <w:p>
+            <w:pPr>
+              <w:rPr>
+                <w:rFonts w:ascii="Bookman Old Style" w:hAnsi="Bookman Old Style"/>
+                <w:b/>
+                <w:bCs/>
+              </w:rPr>
+            </w:pPr>
+            <w:r>
+              <w:rPr>
+                <w:rFonts w:ascii="Bookman Old Style" w:hAnsi="Bookman Old Style"/>
+                <w:b/>
+                <w:bCs/>
+              </w:rPr>
+              <w:t>Hora</w:t>
+            </w:r>
+          </w:p>
+        </w:tc>
+        <w:tc>
+          <w:tcPr>
+            <w:tcW w:w="4320" w:type="dxa"/>
+          </w:tcPr>
+          <w:p>
+            <w:pPr>
+              <w:rPr>
+                <w:rFonts w:ascii="Bookman Old Style" w:hAnsi="Bookman Old Style"/>
+              </w:rPr>
+            </w:pPr>
+            <w:r>
+              <w:rPr>
+                <w:rFonts w:ascii="Bookman Old Style" w:hAnsi="Bookman Old Style"/>
+              </w:rPr>
+              <w:t>{{hora_accidente}}</w:t>
+            </w:r>
+          </w:p>
+        </w:tc>
+      </w:tr>
+    </w:tbl>
     <w:p>
       <w:pPr>
         <w:jc w:val="both"/>
       </w:pPr>
-      <w:r>
-        <w:t>Lugar</w:t>
-      </w:r>
-      <w:r>
-        <w:t xml:space="preserve"> ocurrencia: </w:t>
-      </w:r>
-      <w:r>
+    </w:p>
+    <w:p>
+      <w:pPr>
+        <w:jc w:val="both"/>
         <w:rPr>
           <w:rFonts w:ascii="Bookman Old Style" w:hAnsi="Bookman Old Style"/>
           <w:b/>
-          <w:bCs/>
           <w:color w:val="000000" w:themeColor="text1"/>
-          <w:u w:val="single"/>
         </w:rPr>
-        <w:t>{{lugar_accidente}}</w:t>
+      </w:pPr>
+    </w:p>
+    <w:p>
+      <w:pPr>
+        <w:jc w:val="both"/>
+        <w:rPr>
+          <w:rFonts w:ascii="Bookman Old Style" w:hAnsi="Bookman Old Style"/>
+          <w:b/>
+          <w:color w:val="000000" w:themeColor="text1"/>
+        </w:rPr>
+      </w:pPr>
+      <w:r>
+        <w:rPr>
+          <w:rFonts w:ascii="Bookman Old Style" w:hAnsi="Bookman Old Style"/>
+          <w:b/>
+          <w:color w:val="000000" w:themeColor="text1"/>
+        </w:rPr>
+        <w:t>INFORMACION DEL ASEGURADO</w:t>
+      </w:r>
+    </w:p>
+    <w:tbl>
+      <w:tblPr>
+        <w:tblStyle w:val="Tablaconcuadrcula"/>
+        <w:tblW w:w="0" w:type="auto"/>
+        <w:tblBorders>
+          <w:top w:val="none" w:sz="0" w:space="0" w:color="auto"/>
+          <w:left w:val="none" w:sz="0" w:space="0" w:color="auto"/>
+          <w:bottom w:val="none" w:sz="0" w:space="0" w:color="auto"/>
+          <w:right w:val="none" w:sz="0" w:space="0" w:color="auto"/>
+          <w:insideH w:val="none" w:sz="0" w:space="0" w:color="auto"/>
+          <w:insideV w:val="none" w:sz="0" w:space="0" w:color="auto"/>
+        </w:tblBorders>
+        <w:tblLook w:val="04A0" w:firstRow="1" w:lastRow="0" w:firstColumn="1" w:lastColumn="0" w:noHBand="0" w:noVBand="1"/>
+      </w:tblPr>
+      <w:tblGrid>
+        <w:gridCol w:w="4320"/>
+        <w:gridCol w:w="4320"/>
+      </w:tblGrid>
+      <w:tr>
+        <w:tc>
+          <w:tcPr>
+            <w:tcW w:w="4320" w:type="dxa"/>
+          </w:tcPr>
+          <w:p>
+            <w:pPr>
+              <w:rPr>
+                <w:rFonts w:ascii="Bookman Old Style" w:hAnsi="Bookman Old Style"/>
+                <w:b/>
+                <w:bCs/>
+              </w:rPr>
+            </w:pPr>
+            <w:r>
+              <w:rPr>
+                <w:rFonts w:ascii="Bookman Old Style" w:hAnsi="Bookman Old Style"/>
+                <w:b/>
+                <w:bCs/>
+              </w:rPr>
+              <w:t>Propietario</w:t>
+            </w:r>
+          </w:p>
+        </w:tc>
+        <w:tc>
+          <w:tcPr>
+            <w:tcW w:w="4320" w:type="dxa"/>
+          </w:tcPr>
+          <w:p>
+            <w:r>
+              <w:t>{{nombre_propietario}}</w:t>
+            </w:r>
+          </w:p>
+        </w:tc>
+      </w:tr>
+      <w:tr>
+        <w:tc>
+          <w:tcPr>
+            <w:tcW w:w="4320" w:type="dxa"/>
+          </w:tcPr>
+          <w:p>
+            <w:pPr>
+              <w:rPr>
+                <w:rFonts w:ascii="Bookman Old Style" w:hAnsi="Bookman Old Style"/>
+                <w:b/>
+                <w:bCs/>
+              </w:rPr>
+            </w:pPr>
+            <w:r>
+              <w:rPr>
+                <w:rFonts w:ascii="Bookman Old Style" w:hAnsi="Bookman Old Style"/>
+                <w:b/>
+                <w:bCs/>
+              </w:rPr>
+              <w:t>Documento</w:t>
+            </w:r>
+          </w:p>
+        </w:tc>
+        <w:tc>
+          <w:tcPr>
+            <w:tcW w:w="4320" w:type="dxa"/>
+          </w:tcPr>
+          <w:p>
+            <w:r>
+              <w:t>{{documento_propietario}}</w:t>
+            </w:r>
+          </w:p>
+        </w:tc>
+      </w:tr>
+      <w:tr>
+        <w:tc>
+          <w:tcPr>
+            <w:tcW w:w="4320" w:type="dxa"/>
+          </w:tcPr>
+          <w:p>
+            <w:pPr>
+              <w:rPr>
+                <w:rFonts w:ascii="Bookman Old Style" w:hAnsi="Bookman Old Style"/>
+                <w:b/>
+                <w:bCs/>
+              </w:rPr>
+            </w:pPr>
+            <w:r>
+              <w:rPr>
+                <w:rFonts w:ascii="Bookman Old Style" w:hAnsi="Bookman Old Style"/>
+                <w:b/>
+                <w:bCs/>
+              </w:rPr>
+              <w:t>Conductor</w:t>
+            </w:r>
+          </w:p>
+        </w:tc>
+        <w:tc>
+          <w:tcPr>
+            <w:tcW w:w="4320" w:type="dxa"/>
+          </w:tcPr>
+          <w:p>
+            <w:r>
+              <w:t>{{nombre_conductor}}</w:t>
+            </w:r>
+          </w:p>
+        </w:tc>
+      </w:tr>
+      <w:tr>
+        <w:tc>
+          <w:tcPr>
+            <w:tcW w:w="4320" w:type="dxa"/>
+          </w:tcPr>
+          <w:p>
+            <w:pPr>
+              <w:rPr>
+                <w:rFonts w:ascii="Bookman Old Style" w:hAnsi="Bookman Old Style"/>
+                <w:b/>
+                <w:bCs/>
+              </w:rPr>
+            </w:pPr>
+            <w:r>
+              <w:rPr>
+                <w:rFonts w:ascii="Bookman Old Style" w:hAnsi="Bookman Old Style"/>
+                <w:b/>
+                <w:bCs/>
+              </w:rPr>
+              <w:t>Documento conductor</w:t>
+            </w:r>
+          </w:p>
+        </w:tc>
+        <w:tc>
+          <w:tcPr>
+            <w:tcW w:w="4320" w:type="dxa"/>
+          </w:tcPr>
+          <w:p>
+            <w:r>
+              <w:t>{{documento_conductor}}</w:t>
+            </w:r>
+          </w:p>
+        </w:tc>
+      </w:tr>
+      <w:tr>
+        <w:tc>
+          <w:tcPr>
+            <w:tcW w:w="4320" w:type="dxa"/>
+          </w:tcPr>
+          <w:p>
+            <w:pPr>
+              <w:rPr>
+                <w:rFonts w:ascii="Bookman Old Style" w:hAnsi="Bookman Old Style"/>
+                <w:b/>
+                <w:bCs/>
+              </w:rPr>
+            </w:pPr>
+            <w:r>
+              <w:rPr>
+                <w:rFonts w:ascii="Bookman Old Style" w:hAnsi="Bookman Old Style"/>
+                <w:b/>
+                <w:bCs/>
+              </w:rPr>
+              <w:t>Placa</w:t>
+            </w:r>
+          </w:p>
+        </w:tc>
+        <w:tc>
+          <w:tcPr>
+            <w:tcW w:w="4320" w:type="dxa"/>
+          </w:tcPr>
+          <w:p>
+            <w:r>
+              <w:t>{{placa}}</w:t>
+            </w:r>
+          </w:p>
+        </w:tc>
+      </w:tr>
+      <w:tr>
+        <w:tc>
+          <w:tcPr>
+            <w:tcW w:w="4320" w:type="dxa"/>
+          </w:tcPr>
+          <w:p>
+            <w:pPr>
+              <w:rPr>
+                <w:rFonts w:ascii="Bookman Old Style" w:hAnsi="Bookman Old Style"/>
+                <w:b/>
+                <w:bCs/>
+              </w:rPr>
+            </w:pPr>
+            <w:r>
+              <w:rPr>
+                <w:rFonts w:ascii="Bookman Old Style" w:hAnsi="Bookman Old Style"/>
+                <w:b/>
+                <w:bCs/>
+              </w:rPr>
+              <w:t>Marca</w:t>
+            </w:r>
+          </w:p>
+        </w:tc>
+        <w:tc>
+          <w:tcPr>
+            <w:tcW w:w="4320" w:type="dxa"/>
+          </w:tcPr>
+          <w:p>
+            <w:r>
+              <w:t>{{marca}}</w:t>
+            </w:r>
+          </w:p>
+        </w:tc>
+      </w:tr>
+      <w:tr>
+        <w:tc>
+          <w:tcPr>
+            <w:tcW w:w="4320" w:type="dxa"/>
+          </w:tcPr>
+          <w:p>
+            <w:pPr>
+              <w:rPr>
+                <w:rFonts w:ascii="Bookman Old Style" w:hAnsi="Bookman Old Style"/>
+                <w:b/>
+                <w:bCs/>
+              </w:rPr>
+            </w:pPr>
+            <w:r>
+              <w:rPr>
+                <w:rFonts w:ascii="Bookman Old Style" w:hAnsi="Bookman Old Style"/>
+                <w:b/>
+                <w:bCs/>
+              </w:rPr>
+              <w:t>Clase</w:t>
+            </w:r>
+          </w:p>
+        </w:tc>
+        <w:tc>
+          <w:tcPr>
+            <w:tcW w:w="4320" w:type="dxa"/>
+          </w:tcPr>
+          <w:p>
+            <w:r>
+              <w:t>{{clase}}</w:t>
+            </w:r>
+          </w:p>
+        </w:tc>
+      </w:tr>
+      <w:tr>
+        <w:tc>
+          <w:tcPr>
+            <w:tcW w:w="4320" w:type="dxa"/>
+          </w:tcPr>
+          <w:p>
+            <w:pPr>
+              <w:rPr>
+                <w:rFonts w:ascii="Bookman Old Style" w:hAnsi="Bookman Old Style"/>
+                <w:b/>
+                <w:bCs/>
+              </w:rPr>
+            </w:pPr>
+            <w:r>
+              <w:rPr>
+                <w:rFonts w:ascii="Bookman Old Style" w:hAnsi="Bookman Old Style"/>
+                <w:b/>
+                <w:bCs/>
+              </w:rPr>
+              <w:t>Modelo</w:t>
+            </w:r>
+          </w:p>
+        </w:tc>
+        <w:tc>
+          <w:tcPr>
+            <w:tcW w:w="4320" w:type="dxa"/>
+          </w:tcPr>
+          <w:p>
+            <w:r>
+              <w:t>{{modelo}}</w:t>
+            </w:r>
+          </w:p>
+        </w:tc>
+      </w:tr>
+      <w:tr>
+        <w:tc>
+          <w:tcPr>
+            <w:tcW w:w="4320" w:type="dxa"/>
+          </w:tcPr>
+          <w:p>
+            <w:pPr>
+              <w:rPr>
+                <w:rFonts w:ascii="Bookman Old Style" w:hAnsi="Bookman Old Style"/>
+                <w:b/>
+                <w:bCs/>
+              </w:rPr>
+            </w:pPr>
+            <w:r>
+              <w:rPr>
+                <w:rFonts w:ascii="Bookman Old Style" w:hAnsi="Bookman Old Style"/>
+                <w:b/>
+                <w:bCs/>
+              </w:rPr>
+              <w:t>Dirección</w:t>
+            </w:r>
+          </w:p>
+        </w:tc>
+        <w:tc>
+          <w:tcPr>
+            <w:tcW w:w="4320" w:type="dxa"/>
+          </w:tcPr>
+          <w:p>
+            <w:r>
+              <w:t>{{direccion_propietario}}</w:t>
+            </w:r>
+          </w:p>
+        </w:tc>
+      </w:tr>
+      <w:tr>
+        <w:tc>
+          <w:tcPr>
+            <w:tcW w:w="4320" w:type="dxa"/>
+          </w:tcPr>
+          <w:p>
+            <w:pPr>
+              <w:rPr>
+                <w:rFonts w:ascii="Bookman Old Style" w:hAnsi="Bookman Old Style"/>
+                <w:b/>
+                <w:bCs/>
+              </w:rPr>
+            </w:pPr>
+            <w:r>
+              <w:rPr>
+                <w:rFonts w:ascii="Bookman Old Style" w:hAnsi="Bookman Old Style"/>
+                <w:b/>
+                <w:bCs/>
+              </w:rPr>
+              <w:t>Ciudad expedición</w:t>
+            </w:r>
+          </w:p>
+        </w:tc>
+        <w:tc>
+          <w:tcPr>
+            <w:tcW w:w="4320" w:type="dxa"/>
+          </w:tcPr>
+          <w:p>
+            <w:r>
+              <w:t>{{ciudad_expedicion}}</w:t>
+            </w:r>
+          </w:p>
+        </w:tc>
+      </w:tr>
+      <w:tr>
+        <w:tc>
+          <w:tcPr>
+            <w:tcW w:w="4320" w:type="dxa"/>
+          </w:tcPr>
+          <w:p>
+            <w:pPr>
+              <w:rPr>
+                <w:rFonts w:ascii="Bookman Old Style" w:hAnsi="Bookman Old Style"/>
+                <w:b/>
+                <w:bCs/>
+              </w:rPr>
+            </w:pPr>
+            <w:r>
+              <w:rPr>
+                <w:rFonts w:ascii="Bookman Old Style" w:hAnsi="Bookman Old Style"/>
+                <w:b/>
+                <w:bCs/>
+              </w:rPr>
+              <w:t>Celular</w:t>
+            </w:r>
+          </w:p>
+        </w:tc>
+        <w:tc>
+          <w:tcPr>
+            <w:tcW w:w="4320" w:type="dxa"/>
+          </w:tcPr>
+          <w:p>
+            <w:r>
+              <w:t>{{celular_conductor}}</w:t>
+            </w:r>
+          </w:p>
+        </w:tc>
+      </w:tr>
+      <w:tr>
+        <w:tc>
+          <w:tcPr>
+            <w:tcW w:w="4320" w:type="dxa"/>
+          </w:tcPr>
+          <w:p>
+            <w:pPr>
+              <w:rPr>
+                <w:rFonts w:ascii="Bookman Old Style" w:hAnsi="Bookman Old Style"/>
+                <w:b/>
+                <w:bCs/>
+              </w:rPr>
+            </w:pPr>
+            <w:r>
+              <w:rPr>
+                <w:rFonts w:ascii="Bookman Old Style" w:hAnsi="Bookman Old Style"/>
+                <w:b/>
+                <w:bCs/>
+              </w:rPr>
+              <w:t>Correo</w:t>
+            </w:r>
+          </w:p>
+        </w:tc>
+        <w:tc>
+          <w:tcPr>
+            <w:tcW w:w="4320" w:type="dxa"/>
+          </w:tcPr>
+          <w:p>
+            <w:r>
+              <w:t>{{correo_conductor}}</w:t>
+            </w:r>
+          </w:p>
+        </w:tc>
+      </w:tr>
+      <w:tr>
+        <w:tc>
+          <w:tcPr>
+            <w:tcW w:w="4320" w:type="dxa"/>
+          </w:tcPr>
+          <w:p>
+            <w:pPr>
+              <w:rPr>
+                <w:rFonts w:ascii="Bookman Old Style" w:hAnsi="Bookman Old Style"/>
+                <w:b/>
+                <w:bCs/>
+                <w:lang w:val="es-CO"/>
+              </w:rPr>
+            </w:pPr>
+            <w:r>
+              <w:rPr>
+                <w:rFonts w:ascii="Bookman Old Style" w:hAnsi="Bookman Old Style"/>
+                <w:b/>
+                <w:bCs/>
+              </w:rPr>
+              <w:t>Seguro todo riesgo</w:t>
+            </w:r>
+          </w:p>
+        </w:tc>
+        <w:tc>
+          <w:tcPr>
+            <w:tcW w:w="4320" w:type="dxa"/>
+          </w:tcPr>
+          <w:p>
+            <w:r>
+              <w:t>{{seguro_todo_riesgo}}</w:t>
+            </w:r>
+          </w:p>
+        </w:tc>
+      </w:tr>
+      <w:tr>
+        <w:tc>
+          <w:tcPr>
+            <w:tcW w:w="4320" w:type="dxa"/>
+          </w:tcPr>
+          <w:p>
+            <w:pPr>
+              <w:rPr>
+                <w:rFonts w:ascii="Bookman Old Style" w:hAnsi="Bookman Old Style"/>
+                <w:b/>
+                <w:bCs/>
+              </w:rPr>
+            </w:pPr>
+            <w:r>
+              <w:rPr>
+                <w:rFonts w:ascii="Bookman Old Style" w:hAnsi="Bookman Old Style"/>
+                <w:b/>
+                <w:bCs/>
+              </w:rPr>
+              <w:t>Informe tránsito</w:t>
+            </w:r>
+          </w:p>
+        </w:tc>
+        <w:tc>
+          <w:tcPr>
+            <w:tcW w:w="4320" w:type="dxa"/>
+          </w:tcPr>
+          <w:p>
+            <w:r>
+              <w:t>{{informe_transito}}</w:t>
+            </w:r>
+          </w:p>
+        </w:tc>
+      </w:tr>
+    </w:tbl>
+    <w:p>
+      <w:pPr>
+        <w:jc w:val="both"/>
+        <w:rPr>
+          <w:rFonts w:ascii="Bookman Old Style" w:hAnsi="Bookman Old Style"/>
+          <w:b/>
+          <w:color w:val="000000" w:themeColor="text1"/>
+        </w:rPr>
+      </w:pPr>
+    </w:p>
+    <w:p>
+      <w:pPr>
+        <w:jc w:val="both"/>
+        <w:rPr>
+          <w:rFonts w:ascii="Bookman Old Style" w:hAnsi="Bookman Old Style"/>
+          <w:b/>
+          <w:color w:val="000000" w:themeColor="text1"/>
+        </w:rPr>
+      </w:pPr>
+      <w:r>
+        <w:rPr>
+          <w:rFonts w:ascii="Bookman Old Style" w:hAnsi="Bookman Old Style"/>
+          <w:b/>
+          <w:color w:val="000000" w:themeColor="text1"/>
+        </w:rPr>
+        <w:t>INFORMACION DEL TERCERO AFECTADO:</w:t>
+      </w:r>
+    </w:p>
+    <w:tbl>
+      <w:tblPr>
+        <w:tblStyle w:val="Tablaconcuadrcula"/>
+        <w:tblW w:w="0" w:type="auto"/>
+        <w:tblBorders>
+          <w:top w:val="none" w:sz="0" w:space="0" w:color="auto"/>
+          <w:left w:val="none" w:sz="0" w:space="0" w:color="auto"/>
+          <w:bottom w:val="none" w:sz="0" w:space="0" w:color="auto"/>
+          <w:right w:val="none" w:sz="0" w:space="0" w:color="auto"/>
+          <w:insideH w:val="none" w:sz="0" w:space="0" w:color="auto"/>
+          <w:insideV w:val="none" w:sz="0" w:space="0" w:color="auto"/>
+        </w:tblBorders>
+        <w:tblLook w:val="04A0" w:firstRow="1" w:lastRow="0" w:firstColumn="1" w:lastColumn="0" w:noHBand="0" w:noVBand="1"/>
+      </w:tblPr>
+      <w:tblGrid>
+        <w:gridCol w:w="4320"/>
+        <w:gridCol w:w="4320"/>
+      </w:tblGrid>
+      <w:tr>
+        <w:tc>
+          <w:tcPr>
+            <w:tcW w:w="4320" w:type="dxa"/>
+          </w:tcPr>
+          <w:p>
+            <w:pPr>
+              <w:rPr>
+                <w:rFonts w:ascii="Bookman Old Style" w:hAnsi="Bookman Old Style"/>
+                <w:b/>
+                <w:bCs/>
+              </w:rPr>
+            </w:pPr>
+            <w:r>
+              <w:rPr>
+                <w:rFonts w:ascii="Bookman Old Style" w:hAnsi="Bookman Old Style"/>
+                <w:b/>
+                <w:bCs/>
+              </w:rPr>
+              <w:t>Tipo inmueble</w:t>
+            </w:r>
+          </w:p>
+        </w:tc>
+        <w:tc>
+          <w:tcPr>
+            <w:tcW w:w="4320" w:type="dxa"/>
+          </w:tcPr>
+          <w:p>
+            <w:pPr>
+              <w:rPr>
+                <w:rFonts w:ascii="Bookman Old Style" w:hAnsi="Bookman Old Style"/>
+              </w:rPr>
+            </w:pPr>
+            <w:r>
+              <w:rPr>
+                <w:rFonts w:ascii="Bookman Old Style" w:hAnsi="Bookman Old Style"/>
+              </w:rPr>
+              <w:t>{{tipo_inmueble}}</w:t>
+            </w:r>
+          </w:p>
+        </w:tc>
+      </w:tr>
+      <w:tr>
+        <w:tc>
+          <w:tcPr>
+            <w:tcW w:w="4320" w:type="dxa"/>
+          </w:tcPr>
+          <w:p>
+            <w:pPr>
+              <w:rPr>
+                <w:rFonts w:ascii="Bookman Old Style" w:hAnsi="Bookman Old Style"/>
+                <w:b/>
+                <w:bCs/>
+              </w:rPr>
+            </w:pPr>
+            <w:r>
+              <w:rPr>
+                <w:rFonts w:ascii="Bookman Old Style" w:hAnsi="Bookman Old Style"/>
+                <w:b/>
+                <w:bCs/>
+              </w:rPr>
+              <w:t>Nombre</w:t>
+            </w:r>
+          </w:p>
+        </w:tc>
+        <w:tc>
+          <w:tcPr>
+            <w:tcW w:w="4320" w:type="dxa"/>
+          </w:tcPr>
+          <w:p>
+            <w:pPr>
+              <w:rPr>
+                <w:rFonts w:ascii="Bookman Old Style" w:hAnsi="Bookman Old Style"/>
+              </w:rPr>
+            </w:pPr>
+            <w:r>
+              <w:rPr>
+                <w:rFonts w:ascii="Bookman Old Style" w:hAnsi="Bookman Old Style"/>
+              </w:rPr>
+              <w:t>{{nombre_tercero}}</w:t>
+            </w:r>
+          </w:p>
+        </w:tc>
+      </w:tr>
+      <w:tr>
+        <w:tc>
+          <w:tcPr>
+            <w:tcW w:w="4320" w:type="dxa"/>
+          </w:tcPr>
+          <w:p>
+            <w:pPr>
+              <w:rPr>
+                <w:rFonts w:ascii="Bookman Old Style" w:hAnsi="Bookman Old Style"/>
+                <w:b/>
+                <w:bCs/>
+              </w:rPr>
+            </w:pPr>
+            <w:r>
+              <w:rPr>
+                <w:rFonts w:ascii="Bookman Old Style" w:hAnsi="Bookman Old Style"/>
+                <w:b/>
+                <w:bCs/>
+              </w:rPr>
+              <w:t>Documento</w:t>
+            </w:r>
+          </w:p>
+        </w:tc>
+        <w:tc>
+          <w:tcPr>
+            <w:tcW w:w="4320" w:type="dxa"/>
+          </w:tcPr>
+          <w:p>
+            <w:pPr>
+              <w:rPr>
+                <w:rFonts w:ascii="Bookman Old Style" w:hAnsi="Bookman Old Style"/>
+              </w:rPr>
+            </w:pPr>
+            <w:r>
+              <w:rPr>
+                <w:rFonts w:ascii="Bookman Old Style" w:hAnsi="Bookman Old Style"/>
+              </w:rPr>
+              <w:t>{{documento_tercero}}</w:t>
+            </w:r>
+          </w:p>
+        </w:tc>
+      </w:tr>
+      <w:tr>
+        <w:tc>
+          <w:tcPr>
+            <w:tcW w:w="4320" w:type="dxa"/>
+          </w:tcPr>
+          <w:p>
+            <w:pPr>
+              <w:rPr>
+                <w:rFonts w:ascii="Bookman Old Style" w:hAnsi="Bookman Old Style"/>
+                <w:b/>
+                <w:bCs/>
+              </w:rPr>
+            </w:pPr>
+            <w:r>
+              <w:rPr>
+                <w:rFonts w:ascii="Bookman Old Style" w:hAnsi="Bookman Old Style"/>
+                <w:b/>
+                <w:bCs/>
+              </w:rPr>
+              <w:t>Dirección</w:t>
+            </w:r>
+          </w:p>
+        </w:tc>
+        <w:tc>
+          <w:tcPr>
+            <w:tcW w:w="4320" w:type="dxa"/>
+          </w:tcPr>
+          <w:p>
+            <w:pPr>
+              <w:rPr>
+                <w:rFonts w:ascii="Bookman Old Style" w:hAnsi="Bookman Old Style"/>
+              </w:rPr>
+            </w:pPr>
+            <w:r>
+              <w:rPr>
+                <w:rFonts w:ascii="Bookman Old Style" w:hAnsi="Bookman Old Style"/>
+              </w:rPr>
+              <w:t>{{direccion_tercero}}</w:t>
+            </w:r>
+          </w:p>
+        </w:tc>
+      </w:tr>
+      <w:tr>
+        <w:tc>
+          <w:tcPr>
+            <w:tcW w:w="4320" w:type="dxa"/>
+          </w:tcPr>
+          <w:p>
+            <w:pPr>
+              <w:rPr>
+                <w:rFonts w:ascii="Bookman Old Style" w:hAnsi="Bookman Old Style"/>
+                <w:b/>
+                <w:bCs/>
+              </w:rPr>
+            </w:pPr>
+            <w:r>
+              <w:rPr>
+                <w:rFonts w:ascii="Bookman Old Style" w:hAnsi="Bookman Old Style"/>
+                <w:b/>
+                <w:bCs/>
+              </w:rPr>
+              <w:t>Ciudad</w:t>
+            </w:r>
+          </w:p>
+        </w:tc>
+        <w:tc>
+          <w:tcPr>
+            <w:tcW w:w="4320" w:type="dxa"/>
+          </w:tcPr>
+          <w:p>
+            <w:pPr>
+              <w:rPr>
+                <w:rFonts w:ascii="Bookman Old Style" w:hAnsi="Bookman Old Style"/>
+              </w:rPr>
+            </w:pPr>
+            <w:r>
+              <w:rPr>
+                <w:rFonts w:ascii="Bookman Old Style" w:hAnsi="Bookman Old Style"/>
+              </w:rPr>
+              <w:t>{{ciudad_tercero}}</w:t>
+            </w:r>
+          </w:p>
+        </w:tc>
+      </w:tr>
+      <w:tr>
+        <w:tc>
+          <w:tcPr>
+            <w:tcW w:w="4320" w:type="dxa"/>
+          </w:tcPr>
+          <w:p>
+            <w:pPr>
+              <w:rPr>
+                <w:rFonts w:ascii="Bookman Old Style" w:hAnsi="Bookman Old Style"/>
+                <w:b/>
+                <w:bCs/>
+              </w:rPr>
+            </w:pPr>
+            <w:r>
+              <w:rPr>
+                <w:rFonts w:ascii="Bookman Old Style" w:hAnsi="Bookman Old Style"/>
+                <w:b/>
+                <w:bCs/>
+              </w:rPr>
+              <w:t>Celular</w:t>
+            </w:r>
+          </w:p>
+        </w:tc>
+        <w:tc>
+          <w:tcPr>
+            <w:tcW w:w="4320" w:type="dxa"/>
+          </w:tcPr>
+          <w:p>
+            <w:pPr>
+              <w:rPr>
+                <w:rFonts w:ascii="Bookman Old Style" w:hAnsi="Bookman Old Style"/>
+              </w:rPr>
+            </w:pPr>
+            <w:r>
+              <w:rPr>
+                <w:rFonts w:ascii="Bookman Old Style" w:hAnsi="Bookman Old Style"/>
+              </w:rPr>
+              <w:t>{{celular_tercero}}</w:t>
+            </w:r>
+          </w:p>
+        </w:tc>
+      </w:tr>
+      <w:tr>
+        <w:tc>
+          <w:tcPr>
+            <w:tcW w:w="4320" w:type="dxa"/>
+          </w:tcPr>
+          <w:p>
+            <w:pPr>
+              <w:rPr>
+                <w:rFonts w:ascii="Bookman Old Style" w:hAnsi="Bookman Old Style"/>
+                <w:b/>
+                <w:bCs/>
+              </w:rPr>
+            </w:pPr>
+            <w:r>
+              <w:rPr>
+                <w:rFonts w:ascii="Bookman Old Style" w:hAnsi="Bookman Old Style"/>
+                <w:b/>
+                <w:bCs/>
+              </w:rPr>
+              <w:t>Correo</w:t>
+            </w:r>
+          </w:p>
+        </w:tc>
+        <w:tc>
+          <w:tcPr>
+            <w:tcW w:w="4320" w:type="dxa"/>
+          </w:tcPr>
+          <w:p>
+            <w:pPr>
+              <w:rPr>
+                <w:rFonts w:ascii="Bookman Old Style" w:hAnsi="Bookman Old Style"/>
+              </w:rPr>
+            </w:pPr>
+            <w:r>
+              <w:rPr>
+                <w:rFonts w:ascii="Bookman Old Style" w:hAnsi="Bookman Old Style"/>
+              </w:rPr>
+              <w:t>{{correo_tercero}}</w:t>
+            </w:r>
+          </w:p>
+        </w:tc>
+      </w:tr>
+    </w:tbl>
+    <w:p>
+      <w:pPr>
+        <w:jc w:val="both"/>
+      </w:pPr>
+    </w:p>
+    <w:p>
+      <w:pPr>
+        <w:jc w:val="both"/>
+      </w:pPr>
+      <w:r>
+        <w:t>¿</w:t>
+      </w:r>
+      <w:r>
+        <w:t>Se levantó informe de tránsito? SI ____ NO</w:t>
+      </w:r>
+      <w:r>
+        <w:t>:</w:t>
       </w:r>
       <w:r>
         <w:rPr>
@@ -112,733 +1178,6 @@
         <w:t xml:space="preserve"> </w:t>
       </w:r>
       <w:r>
-        <w:t>Ciudad</w:t>
-      </w:r>
-      <w:r>
-        <w:t>:</w:t>
-      </w:r>
-      <w:r>
-        <w:t xml:space="preserve"> </w:t>
-      </w:r>
-      <w:r>
-        <w:rPr>
-          <w:rFonts w:ascii="Bookman Old Style" w:hAnsi="Bookman Old Style"/>
-          <w:b/>
-          <w:bCs/>
-          <w:color w:val="000000" w:themeColor="text1"/>
-          <w:u w:val="single"/>
-        </w:rPr>
-        <w:t>{{ciudad_accidente}}</w:t>
-      </w:r>
-    </w:p>
-    <w:p>
-      <w:pPr>
-        <w:jc w:val="both"/>
-      </w:pPr>
-      <w:r>
-        <w:t>Fecha</w:t>
-      </w:r>
-      <w:r>
-        <w:t xml:space="preserve"> ocurrencia:</w:t>
-      </w:r>
-      <w:r>
-        <w:t xml:space="preserve"> </w:t>
-      </w:r>
-      <w:r>
-        <w:rPr>
-          <w:rFonts w:ascii="Bookman Old Style" w:hAnsi="Bookman Old Style"/>
-          <w:b/>
-          <w:bCs/>
-          <w:color w:val="000000" w:themeColor="text1"/>
-          <w:u w:val="single"/>
-        </w:rPr>
-        <w:t>{{fecha_accidente}}</w:t>
-      </w:r>
-      <w:r>
-        <w:rPr>
-          <w:rFonts w:ascii="Bookman Old Style" w:hAnsi="Bookman Old Style"/>
-          <w:b/>
-          <w:bCs/>
-          <w:color w:val="000000" w:themeColor="text1"/>
-        </w:rPr>
-        <w:t xml:space="preserve"> </w:t>
-      </w:r>
-      <w:r>
-        <w:t>Hora</w:t>
-      </w:r>
-      <w:r>
-        <w:t xml:space="preserve"> ocurrencia: </w:t>
-      </w:r>
-      <w:r>
-        <w:rPr>
-          <w:rFonts w:ascii="Bookman Old Style" w:hAnsi="Bookman Old Style"/>
-          <w:b/>
-          <w:bCs/>
-          <w:color w:val="000000" w:themeColor="text1"/>
-          <w:u w:val="single"/>
-        </w:rPr>
-        <w:t>{{hora_accidente}}</w:t>
-      </w:r>
-    </w:p>
-    <w:p>
-      <w:pPr>
-        <w:jc w:val="both"/>
-      </w:pPr>
-    </w:p>
-    <w:p>
-      <w:pPr>
-        <w:jc w:val="both"/>
-        <w:rPr>
-          <w:rFonts w:ascii="Bookman Old Style" w:hAnsi="Bookman Old Style"/>
-          <w:b/>
-          <w:color w:val="000000" w:themeColor="text1"/>
-        </w:rPr>
-      </w:pPr>
-    </w:p>
-    <w:p>
-      <w:pPr>
-        <w:jc w:val="both"/>
-        <w:rPr>
-          <w:rFonts w:ascii="Bookman Old Style" w:hAnsi="Bookman Old Style"/>
-          <w:b/>
-          <w:color w:val="000000" w:themeColor="text1"/>
-        </w:rPr>
-      </w:pPr>
-      <w:r>
-        <w:rPr>
-          <w:rFonts w:ascii="Bookman Old Style" w:hAnsi="Bookman Old Style"/>
-          <w:b/>
-          <w:color w:val="000000" w:themeColor="text1"/>
-        </w:rPr>
-        <w:t>INFORMACION DEL ASEGURADO</w:t>
-      </w:r>
-    </w:p>
-    <w:p>
-      <w:pPr>
-        <w:jc w:val="both"/>
-        <w:rPr>
-          <w:rFonts w:ascii="Bookman Old Style" w:hAnsi="Bookman Old Style"/>
-          <w:b/>
-          <w:color w:val="000000" w:themeColor="text1"/>
-          <w:u w:val="single"/>
-        </w:rPr>
-      </w:pPr>
-      <w:r>
-        <w:rPr>
-          <w:rFonts w:ascii="Bookman Old Style" w:hAnsi="Bookman Old Style"/>
-          <w:color w:val="000000" w:themeColor="text1"/>
-        </w:rPr>
-        <w:t>Propietario</w:t>
-      </w:r>
-      <w:r>
-        <w:rPr>
-          <w:rFonts w:ascii="Bookman Old Style" w:hAnsi="Bookman Old Style"/>
-          <w:color w:val="000000" w:themeColor="text1"/>
-        </w:rPr>
-        <w:t>:</w:t>
-      </w:r>
-      <w:r>
-        <w:rPr>
-          <w:rFonts w:ascii="Bookman Old Style" w:hAnsi="Bookman Old Style"/>
-          <w:color w:val="000000" w:themeColor="text1"/>
-        </w:rPr>
-        <w:t>{{nombre_propietario}}</w:t>
-      </w:r>
-      <w:r>
-        <w:rPr>
-          <w:rFonts w:ascii="Bookman Old Style" w:hAnsi="Bookman Old Style"/>
-          <w:color w:val="000000" w:themeColor="text1"/>
-          <w:u w:val="single"/>
-        </w:rPr>
-        <w:t>Identificación</w:t>
-      </w:r>
-      <w:r>
-        <w:rPr>
-          <w:rFonts w:ascii="Bookman Old Style" w:hAnsi="Bookman Old Style"/>
-          <w:color w:val="000000" w:themeColor="text1"/>
-          <w:u w:val="single"/>
-        </w:rPr>
-        <w:t>:</w:t>
-      </w:r>
-      <w:r>
-        <w:rPr>
-          <w:rFonts w:ascii="Bookman Old Style" w:hAnsi="Bookman Old Style"/>
-          <w:b/>
-          <w:color w:val="000000" w:themeColor="text1"/>
-          <w:u w:val="single"/>
-        </w:rPr>
-        <w:t>{{documento_propietario}}</w:t>
-      </w:r>
-    </w:p>
-    <w:p>
-      <w:pPr>
-        <w:jc w:val="both"/>
-        <w:rPr>
-          <w:rFonts w:ascii="Bookman Old Style" w:hAnsi="Bookman Old Style"/>
-          <w:b/>
-          <w:color w:val="000000" w:themeColor="text1"/>
-          <w:u w:val="single"/>
-        </w:rPr>
-      </w:pPr>
-      <w:r>
-        <w:rPr>
-          <w:rFonts w:ascii="Bookman Old Style" w:hAnsi="Bookman Old Style"/>
-          <w:color w:val="000000" w:themeColor="text1"/>
-        </w:rPr>
-        <w:t>Conductor</w:t>
-      </w:r>
-      <w:r>
-        <w:rPr>
-          <w:rFonts w:ascii="Bookman Old Style" w:hAnsi="Bookman Old Style"/>
-          <w:color w:val="000000" w:themeColor="text1"/>
-        </w:rPr>
-        <w:t>:</w:t>
-      </w:r>
-      <w:r>
-        <w:rPr>
-          <w:rFonts w:ascii="Bookman Old Style" w:hAnsi="Bookman Old Style"/>
-          <w:color w:val="000000" w:themeColor="text1"/>
-        </w:rPr>
-        <w:t xml:space="preserve"> </w:t>
-      </w:r>
-      <w:r>
-        <w:rPr>
-          <w:rFonts w:ascii="Bookman Old Style" w:hAnsi="Bookman Old Style"/>
-          <w:b/>
-          <w:bCs/>
-          <w:color w:val="000000" w:themeColor="text1"/>
-          <w:u w:val="single"/>
-        </w:rPr>
-        <w:t>{{nombre_conductor}}</w:t>
-      </w:r>
-      <w:r>
-        <w:rPr>
-          <w:rFonts w:ascii="Bookman Old Style" w:hAnsi="Bookman Old Style"/>
-          <w:bCs/>
-          <w:color w:val="000000" w:themeColor="text1"/>
-        </w:rPr>
-        <w:t>CC</w:t>
-      </w:r>
-      <w:r>
-        <w:rPr>
-          <w:rFonts w:ascii="Bookman Old Style" w:hAnsi="Bookman Old Style"/>
-          <w:color w:val="000000" w:themeColor="text1"/>
-        </w:rPr>
-        <w:t xml:space="preserve"> </w:t>
-      </w:r>
-      <w:r>
-        <w:rPr>
-          <w:rFonts w:ascii="Bookman Old Style" w:hAnsi="Bookman Old Style"/>
-          <w:b/>
-          <w:color w:val="000000" w:themeColor="text1"/>
-          <w:u w:val="single"/>
-        </w:rPr>
-        <w:t>{{documento_conductor}}</w:t>
-      </w:r>
-    </w:p>
-    <w:p>
-      <w:pPr>
-        <w:jc w:val="both"/>
-        <w:rPr>
-          <w:rFonts w:ascii="Bookman Old Style" w:hAnsi="Bookman Old Style"/>
-          <w:b/>
-          <w:color w:val="000000" w:themeColor="text1"/>
-          <w:u w:val="single"/>
-        </w:rPr>
-      </w:pPr>
-      <w:r>
-        <w:rPr>
-          <w:rFonts w:ascii="Bookman Old Style" w:hAnsi="Bookman Old Style"/>
-          <w:bCs/>
-          <w:color w:val="000000" w:themeColor="text1"/>
-        </w:rPr>
-        <w:t xml:space="preserve">Placa: </w:t>
-      </w:r>
-      <w:r>
-        <w:rPr>
-          <w:rFonts w:ascii="Bookman Old Style" w:hAnsi="Bookman Old Style"/>
-          <w:b/>
-          <w:color w:val="000000" w:themeColor="text1"/>
-          <w:u w:val="single"/>
-        </w:rPr>
-        <w:t>{{placa}}</w:t>
-      </w:r>
-      <w:r>
-        <w:rPr>
-          <w:rFonts w:ascii="Bookman Old Style" w:hAnsi="Bookman Old Style"/>
-          <w:b/>
-          <w:color w:val="000000" w:themeColor="text1"/>
-        </w:rPr>
-        <w:t xml:space="preserve"> </w:t>
-      </w:r>
-      <w:r>
-        <w:rPr>
-          <w:rFonts w:ascii="Bookman Old Style" w:hAnsi="Bookman Old Style"/>
-          <w:color w:val="000000" w:themeColor="text1"/>
-        </w:rPr>
-        <w:t xml:space="preserve">Marca y Tipo </w:t>
-      </w:r>
-      <w:r>
-        <w:rPr>
-          <w:rFonts w:ascii="Bookman Old Style" w:hAnsi="Bookman Old Style"/>
-          <w:b/>
-          <w:bCs/>
-          <w:color w:val="000000" w:themeColor="text1"/>
-          <w:u w:val="single"/>
-        </w:rPr>
-        <w:t>{{marca}}{{clase}}</w:t>
-      </w:r>
-      <w:r>
-        <w:rPr>
-          <w:rFonts w:ascii="Bookman Old Style" w:hAnsi="Bookman Old Style"/>
-          <w:color w:val="000000" w:themeColor="text1"/>
-        </w:rPr>
-        <w:t xml:space="preserve">Modelo </w:t>
-      </w:r>
-      <w:r>
-        <w:rPr>
-          <w:rFonts w:ascii="Bookman Old Style" w:hAnsi="Bookman Old Style"/>
-          <w:b/>
-          <w:color w:val="000000" w:themeColor="text1"/>
-          <w:u w:val="single"/>
-        </w:rPr>
-        <w:t>{{modelo}}</w:t>
-      </w:r>
-    </w:p>
-    <w:p>
-      <w:pPr>
-        <w:jc w:val="both"/>
-        <w:rPr>
-          <w:rFonts w:ascii="Bookman Old Style" w:hAnsi="Bookman Old Style"/>
-          <w:b/>
-          <w:color w:val="000000" w:themeColor="text1"/>
-          <w:u w:val="single"/>
-        </w:rPr>
-      </w:pPr>
-      <w:r>
-        <w:rPr>
-          <w:rFonts w:ascii="Bookman Old Style" w:hAnsi="Bookman Old Style"/>
-          <w:color w:val="000000" w:themeColor="text1"/>
-        </w:rPr>
-        <w:t>Dirección</w:t>
-      </w:r>
-      <w:r>
-        <w:rPr>
-          <w:rFonts w:ascii="Bookman Old Style" w:hAnsi="Bookman Old Style"/>
-          <w:color w:val="000000" w:themeColor="text1"/>
-        </w:rPr>
-        <w:t xml:space="preserve">: </w:t>
-      </w:r>
-      <w:r>
-        <w:rPr>
-          <w:rFonts w:ascii="Bookman Old Style" w:hAnsi="Bookman Old Style"/>
-          <w:b/>
-          <w:color w:val="000000" w:themeColor="text1"/>
-          <w:u w:val="single"/>
-        </w:rPr>
-        <w:t>{{direccion_propietario}}</w:t>
-      </w:r>
-      <w:r>
-        <w:rPr>
-          <w:rFonts w:ascii="Bookman Old Style" w:hAnsi="Bookman Old Style"/>
-          <w:color w:val="000000" w:themeColor="text1"/>
-        </w:rPr>
-        <w:t>Ciudad</w:t>
-      </w:r>
-      <w:r>
-        <w:rPr>
-          <w:rFonts w:ascii="Bookman Old Style" w:hAnsi="Bookman Old Style"/>
-          <w:b/>
-          <w:color w:val="000000" w:themeColor="text1"/>
-          <w:u w:val="single"/>
-        </w:rPr>
-        <w:t xml:space="preserve"> </w:t>
-      </w:r>
-      <w:r>
-        <w:rPr>
-          <w:rFonts w:ascii="Bookman Old Style" w:hAnsi="Bookman Old Style"/>
-          <w:b/>
-          <w:color w:val="000000" w:themeColor="text1"/>
-          <w:u w:val="single"/>
-        </w:rPr>
-        <w:t>{{ciudad_propietario}}</w:t>
-      </w:r>
-    </w:p>
-    <w:p>
-      <w:pPr>
-        <w:jc w:val="both"/>
-        <w:rPr>
-          <w:rFonts w:ascii="Bookman Old Style" w:hAnsi="Bookman Old Style"/>
-          <w:b/>
-          <w:color w:val="000000" w:themeColor="text1"/>
-          <w:u w:val="single"/>
-        </w:rPr>
-      </w:pPr>
-      <w:r>
-        <w:rPr>
-          <w:rFonts w:ascii="Bookman Old Style" w:hAnsi="Bookman Old Style"/>
-          <w:color w:val="000000" w:themeColor="text1"/>
-        </w:rPr>
-        <w:t>Teléfono fijo</w:t>
-      </w:r>
-      <w:r>
-        <w:rPr>
-          <w:rFonts w:ascii="Bookman Old Style" w:hAnsi="Bookman Old Style"/>
-          <w:color w:val="000000" w:themeColor="text1"/>
-          <w:u w:val="single"/>
-        </w:rPr>
-        <w:t>:</w:t>
-      </w:r>
-      <w:r>
-        <w:rPr>
-          <w:rFonts w:ascii="Bookman Old Style" w:hAnsi="Bookman Old Style" w:cs="Calibri"/>
-          <w:b/>
-          <w:color w:val="000000" w:themeColor="text1"/>
-          <w:u w:val="single"/>
-          <w:lang w:val="es-CO" w:eastAsia="es-CO"/>
-        </w:rPr>
-        <w:t xml:space="preserve">           </w:t>
-      </w:r>
-      <w:r>
-        <w:rPr>
-          <w:rFonts w:ascii="Bookman Old Style" w:hAnsi="Bookman Old Style"/>
-          <w:color w:val="000000" w:themeColor="text1"/>
-        </w:rPr>
-        <w:t xml:space="preserve">Celular: </w:t>
-      </w:r>
-      <w:r>
-        <w:rPr>
-          <w:rFonts w:ascii="Bookman Old Style" w:hAnsi="Bookman Old Style"/>
-          <w:b/>
-          <w:color w:val="000000" w:themeColor="text1"/>
-          <w:u w:val="single"/>
-        </w:rPr>
-        <w:t>{{celular_conductor}</w:t>
-      </w:r>
-    </w:p>
-    <w:p>
-      <w:pPr>
-        <w:jc w:val="both"/>
-        <w:rPr>
-          <w:rFonts w:ascii="Bookman Old Style" w:hAnsi="Bookman Old Style"/>
-          <w:b/>
-          <w:color w:val="000000" w:themeColor="text1"/>
-          <w:u w:val="single"/>
-        </w:rPr>
-      </w:pPr>
-      <w:r>
-        <w:rPr>
-          <w:rFonts w:ascii="Bookman Old Style" w:hAnsi="Bookman Old Style"/>
-          <w:b/>
-          <w:color w:val="000000" w:themeColor="text1"/>
-          <w:u w:val="single"/>
-        </w:rPr>
-        <w:t>}</w:t>
-      </w:r>
-      <w:r>
-        <w:rPr>
-          <w:rFonts w:ascii="Bookman Old Style" w:hAnsi="Bookman Old Style"/>
-          <w:color w:val="000000" w:themeColor="text1"/>
-        </w:rPr>
-        <w:t>Correo electrónico</w:t>
-      </w:r>
-      <w:r>
-        <w:rPr>
-          <w:rFonts w:ascii="Bookman Old Style" w:hAnsi="Bookman Old Style"/>
-          <w:color w:val="000000" w:themeColor="text1"/>
-        </w:rPr>
-        <w:t xml:space="preserve"> </w:t>
-      </w:r>
-      <w:r>
-        <w:rPr>
-          <w:rFonts w:ascii="Bookman Old Style" w:hAnsi="Bookman Old Style"/>
-          <w:b/>
-          <w:color w:val="000000" w:themeColor="text1"/>
-          <w:u w:val="single"/>
-        </w:rPr>
-        <w:t>{{correo_conductor}}</w:t>
-      </w:r>
-    </w:p>
-    <w:p>
-      <w:pPr>
-        <w:jc w:val="both"/>
-        <w:rPr>
-          <w:rFonts w:ascii="Bookman Old Style" w:hAnsi="Bookman Old Style"/>
-          <w:b/>
-          <w:color w:val="000000" w:themeColor="text1"/>
-          <w:u w:val="single"/>
-        </w:rPr>
-      </w:pPr>
-      <w:r>
-        <w:rPr>
-          <w:rFonts w:ascii="Bookman Old Style" w:hAnsi="Bookman Old Style"/>
-          <w:color w:val="000000" w:themeColor="text1"/>
-        </w:rPr>
-        <w:t xml:space="preserve">Su vehículo tiene contratado seguro todo riesgo: </w:t>
-      </w:r>
-      <w:r>
-        <w:rPr>
-          <w:rFonts w:ascii="Bookman Old Style" w:hAnsi="Bookman Old Style"/>
-          <w:color w:val="000000" w:themeColor="text1"/>
-        </w:rPr>
-        <w:t>{{seguro_todo_riesgo}}</w:t>
-      </w:r>
-    </w:p>
-    <w:p>
-      <w:pPr>
-        <w:jc w:val="both"/>
-        <w:rPr>
-          <w:rFonts w:ascii="Bookman Old Style" w:hAnsi="Bookman Old Style"/>
-          <w:b/>
-          <w:bCs/>
-          <w:color w:val="000000" w:themeColor="text1"/>
-          <w:u w:val="single"/>
-        </w:rPr>
-      </w:pPr>
-      <w:r>
-        <w:rPr>
-          <w:rFonts w:ascii="Bookman Old Style" w:hAnsi="Bookman Old Style"/>
-          <w:color w:val="000000" w:themeColor="text1"/>
-        </w:rPr>
-        <w:t xml:space="preserve">¿Se levantó informe de tránsito? </w:t>
-      </w:r>
-      <w:r>
-        <w:rPr>
-          <w:rFonts w:ascii="Bookman Old Style" w:hAnsi="Bookman Old Style"/>
-          <w:color w:val="000000" w:themeColor="text1"/>
-        </w:rPr>
-        <w:t>{{informe_transito}}</w:t>
-      </w:r>
-    </w:p>
-    <w:p>
-      <w:pPr>
-        <w:jc w:val="both"/>
-        <w:rPr>
-          <w:rFonts w:ascii="Bookman Old Style" w:hAnsi="Bookman Old Style"/>
-          <w:b/>
-          <w:color w:val="000000" w:themeColor="text1"/>
-        </w:rPr>
-      </w:pPr>
-    </w:p>
-    <w:p>
-      <w:pPr>
-        <w:jc w:val="both"/>
-        <w:rPr>
-          <w:rFonts w:ascii="Bookman Old Style" w:hAnsi="Bookman Old Style"/>
-          <w:b/>
-          <w:color w:val="000000" w:themeColor="text1"/>
-        </w:rPr>
-      </w:pPr>
-      <w:r>
-        <w:rPr>
-          <w:rFonts w:ascii="Bookman Old Style" w:hAnsi="Bookman Old Style"/>
-          <w:b/>
-          <w:color w:val="000000" w:themeColor="text1"/>
-        </w:rPr>
-        <w:t>INFORMACION DEL TERCERO AFECTADO:</w:t>
-      </w:r>
-    </w:p>
-    <w:p>
-      <w:pPr>
-        <w:jc w:val="both"/>
-        <w:rPr>
-          <w:rFonts w:ascii="Bookman Old Style" w:hAnsi="Bookman Old Style"/>
-          <w:b/>
-          <w:bCs/>
-          <w:color w:val="000000" w:themeColor="text1"/>
-          <w:u w:val="single"/>
-        </w:rPr>
-      </w:pPr>
-      <w:r>
-        <w:t>Tipo d</w:t>
-      </w:r>
-      <w:r>
-        <w:t xml:space="preserve">e inmueble: </w:t>
-      </w:r>
-      <w:r>
-        <w:rPr>
-          <w:rFonts w:ascii="Bookman Old Style" w:hAnsi="Bookman Old Style"/>
-          <w:b/>
-          <w:bCs/>
-          <w:color w:val="000000" w:themeColor="text1"/>
-          <w:u w:val="single"/>
-        </w:rPr>
-        <w:t>{{tipo_inmueble}}</w:t>
-      </w:r>
-    </w:p>
-    <w:p>
-      <w:pPr>
-        <w:jc w:val="both"/>
-        <w:rPr>
-          <w:rFonts w:ascii="Bookman Old Style" w:hAnsi="Bookman Old Style"/>
-          <w:b/>
-          <w:bCs/>
-          <w:color w:val="000000" w:themeColor="text1"/>
-        </w:rPr>
-      </w:pPr>
-      <w:r>
-        <w:t>Propietario</w:t>
-      </w:r>
-      <w:r>
-        <w:t xml:space="preserve"> </w:t>
-      </w:r>
-      <w:r>
-        <w:t>Inmueble</w:t>
-      </w:r>
-      <w:r>
-        <w:t>{{nombre_tercero}}</w:t>
-      </w:r>
-      <w:r>
-        <w:rPr>
-          <w:rFonts w:ascii="Bookman Old Style" w:hAnsi="Bookman Old Style"/>
-          <w:b/>
-          <w:bCs/>
-          <w:color w:val="000000" w:themeColor="text1"/>
-        </w:rPr>
-        <w:t xml:space="preserve"> </w:t>
-      </w:r>
-    </w:p>
-    <w:p>
-      <w:pPr>
-        <w:jc w:val="both"/>
-      </w:pPr>
-      <w:r>
-        <w:t>No.</w:t>
-      </w:r>
-      <w:r>
-        <w:t xml:space="preserve"> </w:t>
-      </w:r>
-      <w:r>
-        <w:t>Identificación</w:t>
-      </w:r>
-      <w:r>
-        <w:t>Propietario</w:t>
-      </w:r>
-      <w:r>
-        <w:t>{{documento_tercero}}</w:t>
-      </w:r>
-    </w:p>
-    <w:p>
-      <w:pPr>
-        <w:jc w:val="both"/>
-        <w:rPr>
-          <w:rFonts w:ascii="Bookman Old Style" w:hAnsi="Bookman Old Style"/>
-          <w:b/>
-          <w:bCs/>
-          <w:color w:val="000000" w:themeColor="text1"/>
-          <w:u w:val="single"/>
-        </w:rPr>
-      </w:pPr>
-      <w:r>
-        <w:t xml:space="preserve">Dirección del Inmueble: </w:t>
-      </w:r>
-      <w:r>
-        <w:rPr>
-          <w:rFonts w:ascii="Bookman Old Style" w:hAnsi="Bookman Old Style"/>
-          <w:b/>
-          <w:bCs/>
-          <w:color w:val="000000" w:themeColor="text1"/>
-          <w:u w:val="single"/>
-        </w:rPr>
-        <w:t>{{direccion_tercero}}</w:t>
-      </w:r>
-    </w:p>
-    <w:p>
-      <w:pPr>
-        <w:jc w:val="both"/>
-      </w:pPr>
-      <w:r>
-        <w:t>Ciudad</w:t>
-      </w:r>
-      <w:r>
-        <w:t xml:space="preserve">: </w:t>
-      </w:r>
-      <w:r>
-        <w:rPr>
-          <w:rFonts w:ascii="Bookman Old Style" w:hAnsi="Bookman Old Style"/>
-          <w:b/>
-          <w:bCs/>
-          <w:color w:val="000000" w:themeColor="text1"/>
-          <w:u w:val="single"/>
-        </w:rPr>
-        <w:t>{{ciudad_tercero}}</w:t>
-      </w:r>
-    </w:p>
-    <w:p>
-      <w:pPr>
-        <w:jc w:val="both"/>
-        <w:rPr>
-          <w:rFonts w:ascii="Bookman Old Style" w:hAnsi="Bookman Old Style"/>
-          <w:b/>
-          <w:bCs/>
-          <w:color w:val="000000" w:themeColor="text1"/>
-          <w:u w:val="single"/>
-        </w:rPr>
-      </w:pPr>
-      <w:r>
-        <w:t>Tel</w:t>
-      </w:r>
-      <w:r>
-        <w:t xml:space="preserve">éfono fijo________________ Celular: </w:t>
-      </w:r>
-      <w:r>
-        <w:rPr>
-          <w:rFonts w:ascii="Bookman Old Style" w:hAnsi="Bookman Old Style"/>
-          <w:b/>
-          <w:bCs/>
-          <w:color w:val="000000" w:themeColor="text1"/>
-          <w:u w:val="single"/>
-        </w:rPr>
-        <w:t>{{celular_tercero}}</w:t>
-      </w:r>
-    </w:p>
-    <w:p>
-      <w:pPr>
-        <w:jc w:val="both"/>
-      </w:pPr>
-      <w:r>
-        <w:t xml:space="preserve">Correo electrónico: </w:t>
-      </w:r>
-      <w:r>
-        <w:rPr>
-          <w:rFonts w:ascii="Bookman Old Style" w:hAnsi="Bookman Old Style"/>
-          <w:b/>
-          <w:bCs/>
-          <w:color w:val="000000" w:themeColor="text1"/>
-          <w:u w:val="single"/>
-        </w:rPr>
-        <w:t>{{correo_tercero}}</w:t>
-      </w:r>
-    </w:p>
-    <w:p>
-      <w:pPr>
-        <w:jc w:val="both"/>
-      </w:pPr>
-    </w:p>
-    <w:p>
-      <w:pPr>
-        <w:jc w:val="both"/>
-      </w:pPr>
-      <w:r>
-        <w:t>¿</w:t>
-      </w:r>
-      <w:r>
-        <w:t>Se levantó informe de tránsito? SI ____ NO</w:t>
-      </w:r>
-      <w:r>
-        <w:t>:</w:t>
-      </w:r>
-      <w:r>
-        <w:rPr>
-          <w:rFonts w:ascii="Bookman Old Style" w:hAnsi="Bookman Old Style"/>
-          <w:b/>
-          <w:bCs/>
-          <w:color w:val="000000" w:themeColor="text1"/>
-          <w:u w:val="single"/>
-        </w:rPr>
-        <w:t xml:space="preserve"> </w:t>
-      </w:r>
-      <w:r>
         <w:rPr>
           <w:rFonts w:ascii="Bookman Old Style" w:hAnsi="Bookman Old Style"/>
           <w:b/>
@@ -855,6 +1194,46 @@
       </w:pPr>
     </w:p>
     <w:p>
+      <w:pPr>
+        <w:jc w:val="both"/>
+      </w:pPr>
+    </w:p>
+    <w:p>
+      <w:pPr>
+        <w:jc w:val="both"/>
+      </w:pPr>
+    </w:p>
+    <w:p>
+      <w:pPr>
+        <w:jc w:val="both"/>
+      </w:pPr>
+    </w:p>
+    <w:p>
+      <w:pPr>
+        <w:jc w:val="both"/>
+      </w:pPr>
+    </w:p>
+    <w:p>
+      <w:pPr>
+        <w:jc w:val="both"/>
+      </w:pPr>
+    </w:p>
+    <w:p>
+      <w:pPr>
+        <w:jc w:val="both"/>
+      </w:pPr>
+    </w:p>
+    <w:p>
+      <w:pPr>
+        <w:jc w:val="both"/>
+      </w:pPr>
+    </w:p>
+    <w:p>
+      <w:pPr>
+        <w:jc w:val="both"/>
+      </w:pPr>
+    </w:p>
+    <w:p>
       <w:r>
         <w:t>Relato breve de los hechos:</w:t>
       </w:r>
@@ -883,60 +1262,9 @@
         <w:jc w:val="both"/>
       </w:pPr>
     </w:p>
-    <w:p>
-      <w:pPr>
-        <w:jc w:val="both"/>
-      </w:pPr>
-    </w:p>
-    <w:p>
-      <w:pPr>
-        <w:jc w:val="both"/>
-      </w:pPr>
-    </w:p>
-    <w:p>
-      <w:pPr>
-        <w:jc w:val="both"/>
-      </w:pPr>
-    </w:p>
-    <w:p>
-      <w:pPr>
-        <w:jc w:val="both"/>
-      </w:pPr>
-    </w:p>
-    <w:p>
-      <w:pPr>
-        <w:jc w:val="both"/>
-      </w:pPr>
-    </w:p>
-    <w:p>
-      <w:pPr>
-        <w:jc w:val="both"/>
-      </w:pPr>
-    </w:p>
-    <w:p>
-      <w:pPr>
-        <w:jc w:val="both"/>
-      </w:pPr>
-    </w:p>
-    <w:p>
-      <w:pPr>
-        <w:jc w:val="both"/>
-      </w:pPr>
-    </w:p>
-    <w:p>
-      <w:pPr>
-        <w:jc w:val="both"/>
-      </w:pPr>
-    </w:p>
-    <w:p>
-      <w:pPr>
-        <w:jc w:val="both"/>
-      </w:pPr>
-    </w:p>
     <w:p/>
     <w:p>
       <w:r>
-        <w:lastRenderedPageBreak/>
         <w:t>Daños de</w:t>
       </w:r>
       <w:r>
@@ -963,14 +1291,9 @@
       </w:r>
       <w:r>
         <w:rPr>
-          <w:rFonts w:ascii="Bookman Old Style" w:hAnsi="Bookman Old Style" w:cs="Arial"/>
-          <w:b/>
-          <w:bCs/>
-          <w:sz w:val="22"/>
-          <w:szCs w:val="22"/>
-          <w:u w:val="single"/>
+          <w:lang w:val="es-CO"/>
         </w:rPr>
-        <w:t>NINGUNO</w:t>
+        <w:t>{{danos_vehiculo}}</w:t>
       </w:r>
     </w:p>
     <w:p/>
@@ -989,13 +1312,9 @@
       </w:r>
       <w:r>
         <w:rPr>
-          <w:rFonts w:ascii="Bookman Old Style" w:hAnsi="Bookman Old Style"/>
-          <w:b/>
-          <w:bCs/>
-          <w:color w:val="000000" w:themeColor="text1"/>
-          <w:u w:val="single"/>
+          <w:lang w:val="es-CO"/>
         </w:rPr>
-        <w:t>{{tipo_inmueble}}</w:t>
+        <w:t>{{danos_tercero}}</w:t>
       </w:r>
     </w:p>
     <w:p>
@@ -2190,7 +2509,7 @@
     <w:lsdException w:name="Table Web 2" w:semiHidden="1" w:unhideWhenUsed="1"/>
     <w:lsdException w:name="Table Web 3" w:semiHidden="1" w:unhideWhenUsed="1"/>
     <w:lsdException w:name="Balloon Text" w:semiHidden="1" w:unhideWhenUsed="1"/>
-    <w:lsdException w:name="Table Grid" w:uiPriority="39"/>
+    <w:lsdException w:name="Table Grid" w:uiPriority="59"/>
     <w:lsdException w:name="Table Theme" w:semiHidden="1" w:unhideWhenUsed="1"/>
     <w:lsdException w:name="Placeholder Text" w:semiHidden="1"/>
     <w:lsdException w:name="No Spacing" w:uiPriority="1" w:qFormat="1"/>
@@ -2547,6 +2866,29 @@
       <w:contextualSpacing/>
     </w:pPr>
   </w:style>
+  <w:style w:type="table" w:styleId="Tablaconcuadrcula">
+    <w:name w:val="Table Grid"/>
+    <w:basedOn w:val="Tablanormal"/>
+    <w:uiPriority w:val="59"/>
+    <w:rsid w:val="00AC6BAB"/>
+    <w:pPr>
+      <w:spacing w:after="0" w:line="240" w:lineRule="auto"/>
+    </w:pPr>
+    <w:rPr>
+      <w:rFonts w:eastAsiaTheme="minorEastAsia"/>
+      <w:lang w:val="en-US"/>
+    </w:rPr>
+    <w:tblPr>
+      <w:tblBorders>
+        <w:top w:val="single" w:sz="4" w:space="0" w:color="auto"/>
+        <w:left w:val="single" w:sz="4" w:space="0" w:color="auto"/>
+        <w:bottom w:val="single" w:sz="4" w:space="0" w:color="auto"/>
+        <w:right w:val="single" w:sz="4" w:space="0" w:color="auto"/>
+        <w:insideH w:val="single" w:sz="4" w:space="0" w:color="auto"/>
+        <w:insideV w:val="single" w:sz="4" w:space="0" w:color="auto"/>
+      </w:tblBorders>
+    </w:tblPr>
+  </w:style>
 </w:styles>
 </file>
 
